--- a/dokumentasi_halaman_ipos5/09_Milk_Run_Telemetry.docx
+++ b/dokumentasi_halaman_ipos5/09_Milk_Run_Telemetry.docx
@@ -3,65 +3,112 @@
 <w:document xmlns:wpc="http://schemas.microsoft.com/office/word/2010/wordprocessingCanvas" xmlns:mo="http://schemas.microsoft.com/office/mac/office/2008/main" xmlns:mc="http://schemas.openxmlformats.org/markup-compatibility/2006" xmlns:mv="urn:schemas-microsoft-com:mac:vml" xmlns:o="urn:schemas-microsoft-com:office:office" xmlns:r="http://schemas.openxmlformats.org/officeDocument/2006/relationships" xmlns:m="http://schemas.openxmlformats.org/officeDocument/2006/math" xmlns:v="urn:schemas-microsoft-com:vml" xmlns:wp14="http://schemas.microsoft.com/office/word/2010/wordprocessingDrawing" xmlns:wp="http://schemas.openxmlformats.org/drawingml/2006/wordprocessingDrawing" xmlns:w10="urn:schemas-microsoft-com:office:word" xmlns:w="http://schemas.openxmlformats.org/wordprocessingml/2006/main" xmlns:w14="http://schemas.microsoft.com/office/word/2010/wordml" xmlns:wpg="http://schemas.microsoft.com/office/word/2010/wordprocessingGroup" xmlns:wpi="http://schemas.microsoft.com/office/word/2010/wordprocessingInk" xmlns:wne="http://schemas.microsoft.com/office/word/2006/wordml" xmlns:wps="http://schemas.microsoft.com/office/word/2010/wordprocessingShape" mc:Ignorable="w14 wp14">
   <w:body>
     <w:p>
-      <w:pPr>
-        <w:spacing w:after="80"/>
-      </w:pPr>
       <w:r>
         <w:rPr>
           <w:rFonts w:ascii="Arial" w:hAnsi="Arial"/>
           <w:b/>
-          <w:color w:val="0D1B38"/>
-          <w:sz w:val="36"/>
+          <w:color w:val="003366"/>
+          <w:sz w:val="30"/>
         </w:rPr>
-        <w:t>DOKUMENTASI TEKNIS HALAMAN</w:t>
-        <w:br/>
+        <w:t>DOKUMENTASI TEKNIS &amp; OPERASIONAL HALAMAN</w:t>
+      </w:r>
+    </w:p>
+    <w:p>
+      <w:r>
+        <w:rPr>
+          <w:b/>
+          <w:color w:val="CC3300"/>
+          <w:sz w:val="23"/>
+        </w:rPr>
         <w:t>HALAMAN 9 — MILK RUN TELEMETRY &amp; EXECUTION</w:t>
       </w:r>
     </w:p>
     <w:p>
       <w:pPr>
-        <w:spacing w:after="280"/>
+        <w:pStyle w:val="Heading2"/>
       </w:pPr>
       <w:r>
         <w:rPr>
-          <w:rFonts w:ascii="Arial" w:hAnsi="Arial"/>
           <w:b/>
-          <w:color w:val="E8431F"/>
-          <w:sz w:val="20"/>
+          <w:color w:val="003366"/>
+          <w:sz w:val="21"/>
         </w:rPr>
-        <w:t>IPOS5 Routing &amp; Schedule Management System — PT Pos Indonesia (Persero)</w:t>
+        <w:t>📌 METADATA &amp; INTEGRASI SISTEM</w:t>
       </w:r>
     </w:p>
     <w:tbl>
       <w:tblPr>
         <w:tblW w:type="auto" w:w="0"/>
         <w:jc w:val="center"/>
-        <w:tblLayout w:type="fixed"/>
         <w:tblLook w:firstColumn="1" w:firstRow="1" w:lastColumn="0" w:lastRow="0" w:noHBand="0" w:noVBand="1" w:val="04A0"/>
       </w:tblPr>
       <w:tblGrid>
-        <w:gridCol w:w="4824"/>
-        <w:gridCol w:w="4824"/>
+        <w:gridCol w:w="4968"/>
+        <w:gridCol w:w="4968"/>
       </w:tblGrid>
       <w:tr>
         <w:tc>
           <w:tcPr>
             <w:tcW w:type="dxa" w:w="3168"/>
-            <w:shd w:fill="0D1B38"/>
+            <w:shd w:fill="003366"/>
             <w:tcMar>
-              <w:top w:w="120" w:type="dxa"/>
-              <w:bottom w:w="120" w:type="dxa"/>
-              <w:left w:w="150" w:type="dxa"/>
-              <w:right w:w="150" w:type="dxa"/>
+              <w:top w:w="60" w:type="dxa"/>
+              <w:bottom w:w="60" w:type="dxa"/>
+              <w:left w:w="80" w:type="dxa"/>
+              <w:right w:w="80" w:type="dxa"/>
             </w:tcMar>
           </w:tcPr>
           <w:p>
             <w:r>
               <w:rPr>
-                <w:rFonts w:ascii="Arial" w:hAnsi="Arial"/>
                 <w:b/>
                 <w:color w:val="FFFFFF"/>
-                <w:sz w:val="19"/>
+                <w:sz w:val="18"/>
+              </w:rPr>
+              <w:t>Parameter</w:t>
+            </w:r>
+          </w:p>
+        </w:tc>
+        <w:tc>
+          <w:tcPr>
+            <w:tcW w:type="dxa" w:w="6624"/>
+            <w:shd w:fill="003366"/>
+            <w:tcMar>
+              <w:top w:w="60" w:type="dxa"/>
+              <w:bottom w:w="60" w:type="dxa"/>
+              <w:left w:w="80" w:type="dxa"/>
+              <w:right w:w="80" w:type="dxa"/>
+            </w:tcMar>
+          </w:tcPr>
+          <w:p>
+            <w:r>
+              <w:rPr>
+                <w:b/>
+                <w:color w:val="FFFFFF"/>
+                <w:sz w:val="18"/>
+              </w:rPr>
+              <w:t>Nilai / Spesifikasi Sistem</w:t>
+            </w:r>
+          </w:p>
+        </w:tc>
+      </w:tr>
+      <w:tr>
+        <w:tc>
+          <w:tcPr>
+            <w:tcW w:type="dxa" w:w="3168"/>
+            <w:shd w:fill="FFFFFF"/>
+            <w:tcMar>
+              <w:top w:w="60" w:type="dxa"/>
+              <w:bottom w:w="60" w:type="dxa"/>
+              <w:left w:w="80" w:type="dxa"/>
+              <w:right w:w="80" w:type="dxa"/>
+            </w:tcMar>
+          </w:tcPr>
+          <w:p>
+            <w:r>
+              <w:rPr>
+                <w:b/>
+                <w:sz w:val="17"/>
               </w:rPr>
               <w:t>Nama Modul</w:t>
             </w:r>
@@ -69,21 +116,19 @@
         </w:tc>
         <w:tc>
           <w:tcPr>
-            <w:tcW w:type="dxa" w:w="6480"/>
-            <w:shd w:fill="F8FAFC"/>
+            <w:tcW w:type="dxa" w:w="6624"/>
+            <w:shd w:fill="FFFFFF"/>
             <w:tcMar>
-              <w:top w:w="120" w:type="dxa"/>
-              <w:bottom w:w="120" w:type="dxa"/>
-              <w:left w:w="150" w:type="dxa"/>
-              <w:right w:w="150" w:type="dxa"/>
+              <w:top w:w="60" w:type="dxa"/>
+              <w:bottom w:w="60" w:type="dxa"/>
+              <w:left w:w="80" w:type="dxa"/>
+              <w:right w:w="80" w:type="dxa"/>
             </w:tcMar>
           </w:tcPr>
           <w:p>
             <w:r>
               <w:rPr>
-                <w:rFonts w:ascii="Arial" w:hAnsi="Arial"/>
-                <w:color w:val="0F172A"/>
-                <w:sz w:val="19"/>
+                <w:sz w:val="17"/>
               </w:rPr>
               <w:t>Milk Run Telemetry &amp; Execution (/route-journey)</w:t>
             </w:r>
@@ -94,21 +139,19 @@
         <w:tc>
           <w:tcPr>
             <w:tcW w:type="dxa" w:w="3168"/>
-            <w:shd w:fill="0D1B38"/>
+            <w:shd w:fill="F9FAFB"/>
             <w:tcMar>
-              <w:top w:w="120" w:type="dxa"/>
-              <w:bottom w:w="120" w:type="dxa"/>
-              <w:left w:w="150" w:type="dxa"/>
-              <w:right w:w="150" w:type="dxa"/>
+              <w:top w:w="60" w:type="dxa"/>
+              <w:bottom w:w="60" w:type="dxa"/>
+              <w:left w:w="80" w:type="dxa"/>
+              <w:right w:w="80" w:type="dxa"/>
             </w:tcMar>
           </w:tcPr>
           <w:p>
             <w:r>
               <w:rPr>
-                <w:rFonts w:ascii="Arial" w:hAnsi="Arial"/>
                 <w:b/>
-                <w:color w:val="FFFFFF"/>
-                <w:sz w:val="19"/>
+                <w:sz w:val="17"/>
               </w:rPr>
               <w:t>Kategori Menu</w:t>
             </w:r>
@@ -116,23 +159,21 @@
         </w:tc>
         <w:tc>
           <w:tcPr>
-            <w:tcW w:type="dxa" w:w="6480"/>
-            <w:shd w:fill="F8FAFC"/>
+            <w:tcW w:type="dxa" w:w="6624"/>
+            <w:shd w:fill="F9FAFB"/>
             <w:tcMar>
-              <w:top w:w="120" w:type="dxa"/>
-              <w:bottom w:w="120" w:type="dxa"/>
-              <w:left w:w="150" w:type="dxa"/>
-              <w:right w:w="150" w:type="dxa"/>
+              <w:top w:w="60" w:type="dxa"/>
+              <w:bottom w:w="60" w:type="dxa"/>
+              <w:left w:w="80" w:type="dxa"/>
+              <w:right w:w="80" w:type="dxa"/>
             </w:tcMar>
           </w:tcPr>
           <w:p>
             <w:r>
               <w:rPr>
-                <w:rFonts w:ascii="Arial" w:hAnsi="Arial"/>
-                <w:color w:val="0F172A"/>
-                <w:sz w:val="19"/>
+                <w:sz w:val="17"/>
               </w:rPr>
-              <w:t>LOGISTICS</w:t>
+              <w:t>LOGISTICS / REAL-TIME OPERATIONS</w:t>
             </w:r>
           </w:p>
         </w:tc>
@@ -141,21 +182,19 @@
         <w:tc>
           <w:tcPr>
             <w:tcW w:type="dxa" w:w="3168"/>
-            <w:shd w:fill="0D1B38"/>
+            <w:shd w:fill="FFFFFF"/>
             <w:tcMar>
-              <w:top w:w="120" w:type="dxa"/>
-              <w:bottom w:w="120" w:type="dxa"/>
-              <w:left w:w="150" w:type="dxa"/>
-              <w:right w:w="150" w:type="dxa"/>
+              <w:top w:w="60" w:type="dxa"/>
+              <w:bottom w:w="60" w:type="dxa"/>
+              <w:left w:w="80" w:type="dxa"/>
+              <w:right w:w="80" w:type="dxa"/>
             </w:tcMar>
           </w:tcPr>
           <w:p>
             <w:r>
               <w:rPr>
-                <w:rFonts w:ascii="Arial" w:hAnsi="Arial"/>
                 <w:b/>
-                <w:color w:val="FFFFFF"/>
-                <w:sz w:val="19"/>
+                <w:sz w:val="17"/>
               </w:rPr>
               <w:t>Route URL</w:t>
             </w:r>
@@ -163,21 +202,19 @@
         </w:tc>
         <w:tc>
           <w:tcPr>
-            <w:tcW w:type="dxa" w:w="6480"/>
-            <w:shd w:fill="F8FAFC"/>
+            <w:tcW w:type="dxa" w:w="6624"/>
+            <w:shd w:fill="FFFFFF"/>
             <w:tcMar>
-              <w:top w:w="120" w:type="dxa"/>
-              <w:bottom w:w="120" w:type="dxa"/>
-              <w:left w:w="150" w:type="dxa"/>
-              <w:right w:w="150" w:type="dxa"/>
+              <w:top w:w="60" w:type="dxa"/>
+              <w:bottom w:w="60" w:type="dxa"/>
+              <w:left w:w="80" w:type="dxa"/>
+              <w:right w:w="80" w:type="dxa"/>
             </w:tcMar>
           </w:tcPr>
           <w:p>
             <w:r>
               <w:rPr>
-                <w:rFonts w:ascii="Arial" w:hAnsi="Arial"/>
-                <w:color w:val="0F172A"/>
-                <w:sz w:val="19"/>
+                <w:sz w:val="17"/>
               </w:rPr>
               <w:t>/route-journey</w:t>
             </w:r>
@@ -188,21 +225,19 @@
         <w:tc>
           <w:tcPr>
             <w:tcW w:type="dxa" w:w="3168"/>
-            <w:shd w:fill="0D1B38"/>
+            <w:shd w:fill="F9FAFB"/>
             <w:tcMar>
-              <w:top w:w="120" w:type="dxa"/>
-              <w:bottom w:w="120" w:type="dxa"/>
-              <w:left w:w="150" w:type="dxa"/>
-              <w:right w:w="150" w:type="dxa"/>
+              <w:top w:w="60" w:type="dxa"/>
+              <w:bottom w:w="60" w:type="dxa"/>
+              <w:left w:w="80" w:type="dxa"/>
+              <w:right w:w="80" w:type="dxa"/>
             </w:tcMar>
           </w:tcPr>
           <w:p>
             <w:r>
               <w:rPr>
-                <w:rFonts w:ascii="Arial" w:hAnsi="Arial"/>
                 <w:b/>
-                <w:color w:val="FFFFFF"/>
-                <w:sz w:val="19"/>
+                <w:sz w:val="17"/>
               </w:rPr>
               <w:t>File Komponen React</w:t>
             </w:r>
@@ -210,21 +245,19 @@
         </w:tc>
         <w:tc>
           <w:tcPr>
-            <w:tcW w:type="dxa" w:w="6480"/>
-            <w:shd w:fill="F8FAFC"/>
+            <w:tcW w:type="dxa" w:w="6624"/>
+            <w:shd w:fill="F9FAFB"/>
             <w:tcMar>
-              <w:top w:w="120" w:type="dxa"/>
-              <w:bottom w:w="120" w:type="dxa"/>
-              <w:left w:w="150" w:type="dxa"/>
-              <w:right w:w="150" w:type="dxa"/>
+              <w:top w:w="60" w:type="dxa"/>
+              <w:bottom w:w="60" w:type="dxa"/>
+              <w:left w:w="80" w:type="dxa"/>
+              <w:right w:w="80" w:type="dxa"/>
             </w:tcMar>
           </w:tcPr>
           <w:p>
             <w:r>
               <w:rPr>
-                <w:rFonts w:ascii="Arial" w:hAnsi="Arial"/>
-                <w:color w:val="0F172A"/>
-                <w:sz w:val="19"/>
+                <w:sz w:val="17"/>
               </w:rPr>
               <w:t>src/pages/RouteJourney.jsx</w:t>
             </w:r>
@@ -235,45 +268,41 @@
         <w:tc>
           <w:tcPr>
             <w:tcW w:type="dxa" w:w="3168"/>
-            <w:shd w:fill="0D1B38"/>
+            <w:shd w:fill="FFFFFF"/>
             <w:tcMar>
-              <w:top w:w="120" w:type="dxa"/>
-              <w:bottom w:w="120" w:type="dxa"/>
-              <w:left w:w="150" w:type="dxa"/>
-              <w:right w:w="150" w:type="dxa"/>
+              <w:top w:w="60" w:type="dxa"/>
+              <w:bottom w:w="60" w:type="dxa"/>
+              <w:left w:w="80" w:type="dxa"/>
+              <w:right w:w="80" w:type="dxa"/>
             </w:tcMar>
           </w:tcPr>
           <w:p>
             <w:r>
               <w:rPr>
-                <w:rFonts w:ascii="Arial" w:hAnsi="Arial"/>
                 <w:b/>
-                <w:color w:val="FFFFFF"/>
-                <w:sz w:val="19"/>
+                <w:sz w:val="17"/>
               </w:rPr>
-              <w:t>Backend API Endpoint</w:t>
+              <w:t>Backend API Endpoints</w:t>
             </w:r>
           </w:p>
         </w:tc>
         <w:tc>
           <w:tcPr>
-            <w:tcW w:type="dxa" w:w="6480"/>
-            <w:shd w:fill="F8FAFC"/>
+            <w:tcW w:type="dxa" w:w="6624"/>
+            <w:shd w:fill="FFFFFF"/>
             <w:tcMar>
-              <w:top w:w="120" w:type="dxa"/>
-              <w:bottom w:w="120" w:type="dxa"/>
-              <w:left w:w="150" w:type="dxa"/>
-              <w:right w:w="150" w:type="dxa"/>
+              <w:top w:w="60" w:type="dxa"/>
+              <w:bottom w:w="60" w:type="dxa"/>
+              <w:left w:w="80" w:type="dxa"/>
+              <w:right w:w="80" w:type="dxa"/>
             </w:tcMar>
           </w:tcPr>
           <w:p>
             <w:r>
               <w:rPr>
-                <w:rFonts w:ascii="Arial" w:hAnsi="Arial"/>
-                <w:color w:val="0F172A"/>
-                <w:sz w:val="19"/>
+                <w:sz w:val="17"/>
               </w:rPr>
-              <w:t>GET /api/route-journeys/active, POST /api/route-journeys/start, POST /api/route-journeys/:journeyId/process-stop/:seq</w:t>
+              <w:t>GET /api/route-journeys/active, POST /api/route-journeys/start, POST /api/route-journeys/:id/process-stop/:seq, GET /api/kendaraan/capacity/:nopol</w:t>
             </w:r>
           </w:p>
         </w:tc>
@@ -282,21 +311,19 @@
         <w:tc>
           <w:tcPr>
             <w:tcW w:type="dxa" w:w="3168"/>
-            <w:shd w:fill="0D1B38"/>
+            <w:shd w:fill="F9FAFB"/>
             <w:tcMar>
-              <w:top w:w="120" w:type="dxa"/>
-              <w:bottom w:w="120" w:type="dxa"/>
-              <w:left w:w="150" w:type="dxa"/>
-              <w:right w:w="150" w:type="dxa"/>
+              <w:top w:w="60" w:type="dxa"/>
+              <w:bottom w:w="60" w:type="dxa"/>
+              <w:left w:w="80" w:type="dxa"/>
+              <w:right w:w="80" w:type="dxa"/>
             </w:tcMar>
           </w:tcPr>
           <w:p>
             <w:r>
               <w:rPr>
-                <w:rFonts w:ascii="Arial" w:hAnsi="Arial"/>
                 <w:b/>
-                <w:color w:val="FFFFFF"/>
-                <w:sz w:val="19"/>
+                <w:sz w:val="17"/>
               </w:rPr>
               <w:t>Koleksi MongoDB</w:t>
             </w:r>
@@ -304,23 +331,21 @@
         </w:tc>
         <w:tc>
           <w:tcPr>
-            <w:tcW w:type="dxa" w:w="6480"/>
-            <w:shd w:fill="F8FAFC"/>
+            <w:tcW w:type="dxa" w:w="6624"/>
+            <w:shd w:fill="F9FAFB"/>
             <w:tcMar>
-              <w:top w:w="120" w:type="dxa"/>
-              <w:bottom w:w="120" w:type="dxa"/>
-              <w:left w:w="150" w:type="dxa"/>
-              <w:right w:w="150" w:type="dxa"/>
+              <w:top w:w="60" w:type="dxa"/>
+              <w:bottom w:w="60" w:type="dxa"/>
+              <w:left w:w="80" w:type="dxa"/>
+              <w:right w:w="80" w:type="dxa"/>
             </w:tcMar>
           </w:tcPr>
           <w:p>
             <w:r>
               <w:rPr>
-                <w:rFonts w:ascii="Arial" w:hAnsi="Arial"/>
-                <w:color w:val="0F172A"/>
-                <w:sz w:val="19"/>
+                <w:sz w:val="17"/>
               </w:rPr>
-              <w:t>route_journeys, detail_route, transaksi, master_kantor</w:t>
+              <w:t>route_journeys, detail_route, transaksi, master_kantor, master_kendaraan</w:t>
             </w:r>
           </w:p>
         </w:tc>
@@ -329,21 +354,19 @@
         <w:tc>
           <w:tcPr>
             <w:tcW w:type="dxa" w:w="3168"/>
-            <w:shd w:fill="0D1B38"/>
+            <w:shd w:fill="FFFFFF"/>
             <w:tcMar>
-              <w:top w:w="120" w:type="dxa"/>
-              <w:bottom w:w="120" w:type="dxa"/>
-              <w:left w:w="150" w:type="dxa"/>
-              <w:right w:w="150" w:type="dxa"/>
+              <w:top w:w="60" w:type="dxa"/>
+              <w:bottom w:w="60" w:type="dxa"/>
+              <w:left w:w="80" w:type="dxa"/>
+              <w:right w:w="80" w:type="dxa"/>
             </w:tcMar>
           </w:tcPr>
           <w:p>
             <w:r>
               <w:rPr>
-                <w:rFonts w:ascii="Arial" w:hAnsi="Arial"/>
                 <w:b/>
-                <w:color w:val="FFFFFF"/>
-                <w:sz w:val="19"/>
+                <w:sz w:val="17"/>
               </w:rPr>
               <w:t>Hak Akses Role</w:t>
             </w:r>
@@ -351,196 +374,993 @@
         </w:tc>
         <w:tc>
           <w:tcPr>
-            <w:tcW w:type="dxa" w:w="6480"/>
-            <w:shd w:fill="F8FAFC"/>
+            <w:tcW w:type="dxa" w:w="6624"/>
+            <w:shd w:fill="FFFFFF"/>
             <w:tcMar>
-              <w:top w:w="120" w:type="dxa"/>
-              <w:bottom w:w="120" w:type="dxa"/>
-              <w:left w:w="150" w:type="dxa"/>
-              <w:right w:w="150" w:type="dxa"/>
+              <w:top w:w="60" w:type="dxa"/>
+              <w:bottom w:w="60" w:type="dxa"/>
+              <w:left w:w="80" w:type="dxa"/>
+              <w:right w:w="80" w:type="dxa"/>
             </w:tcMar>
           </w:tcPr>
           <w:p>
             <w:r>
               <w:rPr>
-                <w:rFonts w:ascii="Arial" w:hAnsi="Arial"/>
-                <w:color w:val="0F172A"/>
-                <w:sz w:val="19"/>
+                <w:sz w:val="17"/>
               </w:rPr>
-              <w:t>Operator &amp; Super Admin</w:t>
+              <w:t>Operator, Dispatcher, &amp; Super Admin</w:t>
             </w:r>
           </w:p>
         </w:tc>
       </w:tr>
     </w:tbl>
+    <w:p/>
     <w:p>
       <w:pPr>
-        <w:spacing w:after="200"/>
-      </w:pPr>
-    </w:p>
-    <w:p>
-      <w:pPr>
-        <w:spacing w:before="280" w:after="120"/>
+        <w:pStyle w:val="Heading2"/>
       </w:pPr>
       <w:r>
         <w:rPr>
-          <w:rFonts w:ascii="Arial" w:hAnsi="Arial"/>
           <w:b/>
-          <w:color w:val="0284C7"/>
-          <w:sz w:val="26"/>
+          <w:color w:val="003366"/>
+          <w:sz w:val="23"/>
         </w:rPr>
         <w:t>1. Deskripsi &amp; Tujuan Utama Modul</w:t>
       </w:r>
     </w:p>
     <w:p>
-      <w:pPr>
-        <w:spacing w:after="80" w:line="276" w:lineRule="auto"/>
-      </w:pPr>
       <w:r>
         <w:rPr>
-          <w:rFonts w:ascii="Arial" w:hAnsi="Arial"/>
-          <w:color w:val="334155"/>
           <w:sz w:val="19"/>
         </w:rPr>
-        <w:t>Modul Milk Run Telemetry merupakan jantung dari eksekusi perjalanan armada multi-stop. Modul ini menangani simulasi dan eksekusi ACID transaction penambahan/penurunan muatan di setiap perhentian kantor pos (Stop 1 sampai Stop N) secara real-time dengan proteksi Idempotency Key.</w:t>
+        <w:t>Modul Milk Run Telemetry merupakan jantung dari eksekusi perjalanan armada pengumpul logistik multi-stop (feeder pickup run). Modul ini menangani simulasi dan eksekusi ACID transaction penambahan muatan di setiap kantor pos persinggahan (Stop 1 sampai Stop 10) secara berurutan, memantau utilisasi beban kg vs daya tampung 1.500 kg, serta mendeteksi stop yang dilewati (skipped).</w:t>
       </w:r>
     </w:p>
     <w:p>
       <w:pPr>
-        <w:spacing w:before="280" w:after="120"/>
+        <w:pStyle w:val="Heading2"/>
       </w:pPr>
       <w:r>
         <w:rPr>
-          <w:rFonts w:ascii="Arial" w:hAnsi="Arial"/>
           <w:b/>
-          <w:color w:val="0284C7"/>
-          <w:sz w:val="26"/>
+          <w:color w:val="003366"/>
+          <w:sz w:val="23"/>
         </w:rPr>
-        <w:t>2. Fitur-Fitur Utama &amp; Komponen UI</w:t>
+        <w:t>2. Tata Letak Halaman (UI Layout &amp; Wireframe)</w:t>
+      </w:r>
+    </w:p>
+    <w:p>
+      <w:r>
+        <w:rPr>
+          <w:sz w:val="19"/>
+        </w:rPr>
+        <w:t>Struktur tata letak visual halaman Milk Run Telemetry &amp; Execution disusun dalam urutan alur kontrol operasional:</w:t>
+      </w:r>
+    </w:p>
+    <w:p>
+      <w:r>
+        <w:rPr>
+          <w:b/>
+          <w:color w:val="004488"/>
+          <w:sz w:val="19"/>
+        </w:rPr>
+        <w:t>📐 Diagram Visual Tata Letak Halaman (Wireframe UI Layout):</w:t>
       </w:r>
     </w:p>
     <w:p>
       <w:pPr>
-        <w:spacing w:after="80" w:line="276" w:lineRule="auto" w:before="160"/>
+        <w:spacing w:before="40" w:after="80"/>
+        <w:ind w:left="144"/>
       </w:pPr>
       <w:r>
         <w:rPr>
-          <w:rFonts w:ascii="Arial" w:hAnsi="Arial"/>
+          <w:rFonts w:ascii="Consolas" w:hAnsi="Consolas"/>
+          <w:sz w:val="16"/>
+        </w:rPr>
+        <w:t>+---------------------------------------------------------------------------------------------------------+</w:t>
+        <w:br/>
+        <w:t>| [A] TOP HEADER &amp; CONTEXT STRIP                                                                          |</w:t>
+        <w:br/>
+        <w:t>| - Judul: "Visualisasi Rute Milk Run Logistics (Telemetri Armada B 9910 PCX)"                            |</w:t>
+        <w:br/>
+        <w:t>| - Context Chips: Armada [B 9910 PCX] | Shift [MALAM 16.00–21.00] | Tujuan [SPP BANDUNG 40400]           |</w:t>
+        <w:br/>
+        <w:t>| - Action Buttons: [▶ Lanjut ke Stop Berikutnya]  |  [🔄 Reset Rute]                                     |</w:t>
+        <w:br/>
+        <w:t>+---------------------------------------------------------------------------------------------------------+</w:t>
+        <w:br/>
+        <w:t>| [B1] Current Stop Location        | [B2] Vehicle Load Meter           | [B3] Remaining Capacity         |</w:t>
+        <w:br/>
+        <w:t>|      AGEN ARVINET (40395C1)       |      468 kg / 1500 kg (31%)       |      1032 kg Tersedia           |</w:t>
+        <w:br/>
+        <w:t>|      Muatan Masuk: +240 kg        |      [||||||||||                ] |      Status: NORMAL AMAN        |</w:t>
+        <w:br/>
+        <w:t>+-----------------------------------+-----------------------------------+---------------------------------+</w:t>
+        <w:br/>
+        <w:t>| [C] VISUAL MILK RUN SEQUENCE MAP &amp; STEPPER (10 Waypoints Path)                                          |</w:t>
+        <w:br/>
+        <w:t>| [1. AGP ONG] -&gt; [2. ARVINET]* -&gt; [3. CICALENGKA] -&gt; [4. CIPARAY] -&gt; [5. MAJALAYA] -&gt; [6. KCP MAJALAYA]  |</w:t>
+        <w:br/>
+        <w:t>| -&gt; [7. AGP OMEGA] -&gt; [8. CILEUNYI] -&gt; [9. CINUNUK] -&gt; [10. SPP BANDUNG 40400 (Tujuan Akhir)]            |</w:t>
+        <w:br/>
+        <w:t>| (*Node Status Badges: COMPLETED [✓], CURRENT ACTIVE [🚚], WAITING [⏳], SKIPPED [✕])                     |</w:t>
+        <w:br/>
+        <w:t>+---------------------------------------------------------------------------------------------------------+</w:t>
+        <w:br/>
+        <w:t>| [D] WAYPOINT MANIFEST &amp; ACID LOAD VALIDATION TABLE                                                      |</w:t>
+        <w:br/>
+        <w:t>| - Tabel Urutan Stop, Nopend, Nama Kantor, Status Singgah, Muatan Masuk (kg), Kumulatif Beban, Validasi  |</w:t>
+        <w:br/>
+        <w:t>+---------------------------------------------------------------------------------------------------------+</w:t>
+      </w:r>
+    </w:p>
+    <w:p>
+      <w:r>
+        <w:rPr>
           <w:b/>
-          <w:color w:val="0D1B38"/>
-          <w:sz w:val="21"/>
+          <w:color w:val="CC3300"/>
+          <w:sz w:val="20"/>
         </w:rPr>
-        <w:t>Visual Execution Panel &amp; ACID Control</w:t>
+        <w:t>📋 Rincian &amp; Keterangan Setiap Kotak / Komponen Tata Letak:</w:t>
+      </w:r>
+    </w:p>
+    <w:tbl>
+      <w:tblPr>
+        <w:tblW w:type="auto" w:w="0"/>
+        <w:jc w:val="center"/>
+        <w:tblLook w:firstColumn="1" w:firstRow="1" w:lastColumn="0" w:lastRow="0" w:noHBand="0" w:noVBand="1" w:val="04A0"/>
+      </w:tblPr>
+      <w:tblGrid>
+        <w:gridCol w:w="1987"/>
+        <w:gridCol w:w="1987"/>
+        <w:gridCol w:w="1987"/>
+        <w:gridCol w:w="1987"/>
+        <w:gridCol w:w="1987"/>
+      </w:tblGrid>
+      <w:tr>
+        <w:tc>
+          <w:tcPr>
+            <w:tcW w:type="dxa" w:w="2016"/>
+            <w:shd w:fill="003366"/>
+            <w:tcMar>
+              <w:top w:w="60" w:type="dxa"/>
+              <w:bottom w:w="60" w:type="dxa"/>
+              <w:left w:w="80" w:type="dxa"/>
+              <w:right w:w="80" w:type="dxa"/>
+            </w:tcMar>
+          </w:tcPr>
+          <w:p>
+            <w:r>
+              <w:rPr>
+                <w:b/>
+                <w:color w:val="FFFFFF"/>
+                <w:sz w:val="16"/>
+              </w:rPr>
+              <w:t>Bagian / Kotak UI</w:t>
+            </w:r>
+          </w:p>
+        </w:tc>
+        <w:tc>
+          <w:tcPr>
+            <w:tcW w:type="dxa" w:w="1728"/>
+            <w:shd w:fill="003366"/>
+            <w:tcMar>
+              <w:top w:w="60" w:type="dxa"/>
+              <w:bottom w:w="60" w:type="dxa"/>
+              <w:left w:w="80" w:type="dxa"/>
+              <w:right w:w="80" w:type="dxa"/>
+            </w:tcMar>
+          </w:tcPr>
+          <w:p>
+            <w:r>
+              <w:rPr>
+                <w:b/>
+                <w:color w:val="FFFFFF"/>
+                <w:sz w:val="16"/>
+              </w:rPr>
+              <w:t>Tipe Visual &amp; Posisi</w:t>
+            </w:r>
+          </w:p>
+        </w:tc>
+        <w:tc>
+          <w:tcPr>
+            <w:tcW w:type="dxa" w:w="2304"/>
+            <w:shd w:fill="003366"/>
+            <w:tcMar>
+              <w:top w:w="60" w:type="dxa"/>
+              <w:bottom w:w="60" w:type="dxa"/>
+              <w:left w:w="80" w:type="dxa"/>
+              <w:right w:w="80" w:type="dxa"/>
+            </w:tcMar>
+          </w:tcPr>
+          <w:p>
+            <w:r>
+              <w:rPr>
+                <w:b/>
+                <w:color w:val="FFFFFF"/>
+                <w:sz w:val="16"/>
+              </w:rPr>
+              <w:t>Fungsi &amp; Kegunaan</w:t>
+            </w:r>
+          </w:p>
+        </w:tc>
+        <w:tc>
+          <w:tcPr>
+            <w:tcW w:type="dxa" w:w="2016"/>
+            <w:shd w:fill="003366"/>
+            <w:tcMar>
+              <w:top w:w="60" w:type="dxa"/>
+              <w:bottom w:w="60" w:type="dxa"/>
+              <w:left w:w="80" w:type="dxa"/>
+              <w:right w:w="80" w:type="dxa"/>
+            </w:tcMar>
+          </w:tcPr>
+          <w:p>
+            <w:r>
+              <w:rPr>
+                <w:b/>
+                <w:color w:val="FFFFFF"/>
+                <w:sz w:val="16"/>
+              </w:rPr>
+              <w:t>Sumber Data &amp; Kalkulasi</w:t>
+            </w:r>
+          </w:p>
+        </w:tc>
+        <w:tc>
+          <w:tcPr>
+            <w:tcW w:type="dxa" w:w="1728"/>
+            <w:shd w:fill="003366"/>
+            <w:tcMar>
+              <w:top w:w="60" w:type="dxa"/>
+              <w:bottom w:w="60" w:type="dxa"/>
+              <w:left w:w="80" w:type="dxa"/>
+              <w:right w:w="80" w:type="dxa"/>
+            </w:tcMar>
+          </w:tcPr>
+          <w:p>
+            <w:r>
+              <w:rPr>
+                <w:b/>
+                <w:color w:val="FFFFFF"/>
+                <w:sz w:val="16"/>
+              </w:rPr>
+              <w:t>Interaktivitas &amp; Aksi</w:t>
+            </w:r>
+          </w:p>
+        </w:tc>
+      </w:tr>
+      <w:tr>
+        <w:tc>
+          <w:tcPr>
+            <w:tcW w:type="dxa" w:w="2016"/>
+            <w:shd w:fill="FFFFFF"/>
+            <w:tcMar>
+              <w:top w:w="60" w:type="dxa"/>
+              <w:bottom w:w="60" w:type="dxa"/>
+              <w:left w:w="80" w:type="dxa"/>
+              <w:right w:w="80" w:type="dxa"/>
+            </w:tcMar>
+          </w:tcPr>
+          <w:p>
+            <w:r>
+              <w:rPr>
+                <w:b/>
+                <w:color w:val="003366"/>
+                <w:sz w:val="15"/>
+              </w:rPr>
+              <w:t>Kotak [A]: Top Header &amp; Controls</w:t>
+            </w:r>
+          </w:p>
+        </w:tc>
+        <w:tc>
+          <w:tcPr>
+            <w:tcW w:type="dxa" w:w="1728"/>
+            <w:shd w:fill="FFFFFF"/>
+            <w:tcMar>
+              <w:top w:w="60" w:type="dxa"/>
+              <w:bottom w:w="60" w:type="dxa"/>
+              <w:left w:w="80" w:type="dxa"/>
+              <w:right w:w="80" w:type="dxa"/>
+            </w:tcMar>
+          </w:tcPr>
+          <w:p>
+            <w:r>
+              <w:rPr>
+                <w:sz w:val="15"/>
+              </w:rPr>
+              <w:t>Header Context Strip</w:t>
+            </w:r>
+          </w:p>
+        </w:tc>
+        <w:tc>
+          <w:tcPr>
+            <w:tcW w:type="dxa" w:w="2304"/>
+            <w:shd w:fill="FFFFFF"/>
+            <w:tcMar>
+              <w:top w:w="60" w:type="dxa"/>
+              <w:bottom w:w="60" w:type="dxa"/>
+              <w:left w:w="80" w:type="dxa"/>
+              <w:right w:w="80" w:type="dxa"/>
+            </w:tcMar>
+          </w:tcPr>
+          <w:p>
+            <w:r>
+              <w:rPr>
+                <w:sz w:val="15"/>
+              </w:rPr>
+              <w:t>Menampilkan judul modul, informasi armada (B 9910 PCX Gran Max 1.5 Ton), shift kerja (Malam 16.00-21.00 WIB), tujuan akhir, dan tombol eksekusi perjalanan.</w:t>
+            </w:r>
+          </w:p>
+        </w:tc>
+        <w:tc>
+          <w:tcPr>
+            <w:tcW w:type="dxa" w:w="2016"/>
+            <w:shd w:fill="FFFFFF"/>
+            <w:tcMar>
+              <w:top w:w="60" w:type="dxa"/>
+              <w:bottom w:w="60" w:type="dxa"/>
+              <w:left w:w="80" w:type="dxa"/>
+              <w:right w:w="80" w:type="dxa"/>
+            </w:tcMar>
+          </w:tcPr>
+          <w:p>
+            <w:r>
+              <w:rPr>
+                <w:sz w:val="15"/>
+              </w:rPr>
+              <w:t>Dokumen `route_journeys` aktif</w:t>
+            </w:r>
+          </w:p>
+        </w:tc>
+        <w:tc>
+          <w:tcPr>
+            <w:tcW w:type="dxa" w:w="1728"/>
+            <w:shd w:fill="FFFFFF"/>
+            <w:tcMar>
+              <w:top w:w="60" w:type="dxa"/>
+              <w:bottom w:w="60" w:type="dxa"/>
+              <w:left w:w="80" w:type="dxa"/>
+              <w:right w:w="80" w:type="dxa"/>
+            </w:tcMar>
+          </w:tcPr>
+          <w:p>
+            <w:r>
+              <w:rPr>
+                <w:sz w:val="15"/>
+              </w:rPr>
+              <w:t>Tombol '▶ Lanjut ke [Nama Stop]' memajukan armada ke stop berikutnya, tombol '🔄 Reset Rute' mengembalikan posisi ke titik awal.</w:t>
+            </w:r>
+          </w:p>
+        </w:tc>
+      </w:tr>
+      <w:tr>
+        <w:tc>
+          <w:tcPr>
+            <w:tcW w:type="dxa" w:w="2016"/>
+            <w:shd w:fill="F9FAFB"/>
+            <w:tcMar>
+              <w:top w:w="60" w:type="dxa"/>
+              <w:bottom w:w="60" w:type="dxa"/>
+              <w:left w:w="80" w:type="dxa"/>
+              <w:right w:w="80" w:type="dxa"/>
+            </w:tcMar>
+          </w:tcPr>
+          <w:p>
+            <w:r>
+              <w:rPr>
+                <w:b/>
+                <w:color w:val="003366"/>
+                <w:sz w:val="15"/>
+              </w:rPr>
+              <w:t>Kotak [B1]: Current Stop Location Card</w:t>
+            </w:r>
+          </w:p>
+        </w:tc>
+        <w:tc>
+          <w:tcPr>
+            <w:tcW w:type="dxa" w:w="1728"/>
+            <w:shd w:fill="F9FAFB"/>
+            <w:tcMar>
+              <w:top w:w="60" w:type="dxa"/>
+              <w:bottom w:w="60" w:type="dxa"/>
+              <w:left w:w="80" w:type="dxa"/>
+              <w:right w:w="80" w:type="dxa"/>
+            </w:tcMar>
+          </w:tcPr>
+          <w:p>
+            <w:r>
+              <w:rPr>
+                <w:sz w:val="15"/>
+              </w:rPr>
+              <w:t>Telemetry KPI Card Kiri</w:t>
+            </w:r>
+          </w:p>
+        </w:tc>
+        <w:tc>
+          <w:tcPr>
+            <w:tcW w:type="dxa" w:w="2304"/>
+            <w:shd w:fill="F9FAFB"/>
+            <w:tcMar>
+              <w:top w:w="60" w:type="dxa"/>
+              <w:bottom w:w="60" w:type="dxa"/>
+              <w:left w:w="80" w:type="dxa"/>
+              <w:right w:w="80" w:type="dxa"/>
+            </w:tcMar>
+          </w:tcPr>
+          <w:p>
+            <w:r>
+              <w:rPr>
+                <w:sz w:val="15"/>
+              </w:rPr>
+              <w:t>Menampilkan nama kantor pos lokasi armada saat ini berada (e.g. AGEN ARVINET 40395C1) dan jumlah muatan masuk di stop ini (+240 kg).</w:t>
+            </w:r>
+          </w:p>
+        </w:tc>
+        <w:tc>
+          <w:tcPr>
+            <w:tcW w:type="dxa" w:w="2016"/>
+            <w:shd w:fill="F9FAFB"/>
+            <w:tcMar>
+              <w:top w:w="60" w:type="dxa"/>
+              <w:bottom w:w="60" w:type="dxa"/>
+              <w:left w:w="80" w:type="dxa"/>
+              <w:right w:w="80" w:type="dxa"/>
+            </w:tcMar>
+          </w:tcPr>
+          <w:p>
+            <w:r>
+              <w:rPr>
+                <w:sz w:val="15"/>
+              </w:rPr>
+              <w:t>Array `stops[currentStopIndex]`</w:t>
+            </w:r>
+          </w:p>
+        </w:tc>
+        <w:tc>
+          <w:tcPr>
+            <w:tcW w:type="dxa" w:w="1728"/>
+            <w:shd w:fill="F9FAFB"/>
+            <w:tcMar>
+              <w:top w:w="60" w:type="dxa"/>
+              <w:bottom w:w="60" w:type="dxa"/>
+              <w:left w:w="80" w:type="dxa"/>
+              <w:right w:w="80" w:type="dxa"/>
+            </w:tcMar>
+          </w:tcPr>
+          <w:p>
+            <w:r>
+              <w:rPr>
+                <w:sz w:val="15"/>
+              </w:rPr>
+              <w:t>Memberikan kepastian posisi armada terkini.</w:t>
+            </w:r>
+          </w:p>
+        </w:tc>
+      </w:tr>
+      <w:tr>
+        <w:tc>
+          <w:tcPr>
+            <w:tcW w:type="dxa" w:w="2016"/>
+            <w:shd w:fill="FFFFFF"/>
+            <w:tcMar>
+              <w:top w:w="60" w:type="dxa"/>
+              <w:bottom w:w="60" w:type="dxa"/>
+              <w:left w:w="80" w:type="dxa"/>
+              <w:right w:w="80" w:type="dxa"/>
+            </w:tcMar>
+          </w:tcPr>
+          <w:p>
+            <w:r>
+              <w:rPr>
+                <w:b/>
+                <w:color w:val="003366"/>
+                <w:sz w:val="15"/>
+              </w:rPr>
+              <w:t>Kotak [B2]: Vehicle Load Meter Card</w:t>
+            </w:r>
+          </w:p>
+        </w:tc>
+        <w:tc>
+          <w:tcPr>
+            <w:tcW w:type="dxa" w:w="1728"/>
+            <w:shd w:fill="FFFFFF"/>
+            <w:tcMar>
+              <w:top w:w="60" w:type="dxa"/>
+              <w:bottom w:w="60" w:type="dxa"/>
+              <w:left w:w="80" w:type="dxa"/>
+              <w:right w:w="80" w:type="dxa"/>
+            </w:tcMar>
+          </w:tcPr>
+          <w:p>
+            <w:r>
+              <w:rPr>
+                <w:sz w:val="15"/>
+              </w:rPr>
+              <w:t>Telemetry KPI Card Tengah</w:t>
+            </w:r>
+          </w:p>
+        </w:tc>
+        <w:tc>
+          <w:tcPr>
+            <w:tcW w:type="dxa" w:w="2304"/>
+            <w:shd w:fill="FFFFFF"/>
+            <w:tcMar>
+              <w:top w:w="60" w:type="dxa"/>
+              <w:bottom w:w="60" w:type="dxa"/>
+              <w:left w:w="80" w:type="dxa"/>
+              <w:right w:w="80" w:type="dxa"/>
+            </w:tcMar>
+          </w:tcPr>
+          <w:p>
+            <w:r>
+              <w:rPr>
+                <w:sz w:val="15"/>
+              </w:rPr>
+              <w:t>Menghitung total berat muatan yang sedang berada di dalam boks mobil (468 kg / 1500 kg) beserta bar visual persentase utilisasi (31%).</w:t>
+            </w:r>
+          </w:p>
+        </w:tc>
+        <w:tc>
+          <w:tcPr>
+            <w:tcW w:type="dxa" w:w="2016"/>
+            <w:shd w:fill="FFFFFF"/>
+            <w:tcMar>
+              <w:top w:w="60" w:type="dxa"/>
+              <w:bottom w:w="60" w:type="dxa"/>
+              <w:left w:w="80" w:type="dxa"/>
+              <w:right w:w="80" w:type="dxa"/>
+            </w:tcMar>
+          </w:tcPr>
+          <w:p>
+            <w:r>
+              <w:rPr>
+                <w:sz w:val="15"/>
+              </w:rPr>
+              <w:t>Field `capacityData.total_berat_terpakai_kg`</w:t>
+            </w:r>
+          </w:p>
+        </w:tc>
+        <w:tc>
+          <w:tcPr>
+            <w:tcW w:type="dxa" w:w="1728"/>
+            <w:shd w:fill="FFFFFF"/>
+            <w:tcMar>
+              <w:top w:w="60" w:type="dxa"/>
+              <w:bottom w:w="60" w:type="dxa"/>
+              <w:left w:w="80" w:type="dxa"/>
+              <w:right w:w="80" w:type="dxa"/>
+            </w:tcMar>
+          </w:tcPr>
+          <w:p>
+            <w:r>
+              <w:rPr>
+                <w:sz w:val="15"/>
+              </w:rPr>
+              <w:t>Bar berubah warna dari Hijau (&lt;70%), Kuning (70-90%), hingga Merah (&gt;90%).</w:t>
+            </w:r>
+          </w:p>
+        </w:tc>
+      </w:tr>
+      <w:tr>
+        <w:tc>
+          <w:tcPr>
+            <w:tcW w:type="dxa" w:w="2016"/>
+            <w:shd w:fill="F9FAFB"/>
+            <w:tcMar>
+              <w:top w:w="60" w:type="dxa"/>
+              <w:bottom w:w="60" w:type="dxa"/>
+              <w:left w:w="80" w:type="dxa"/>
+              <w:right w:w="80" w:type="dxa"/>
+            </w:tcMar>
+          </w:tcPr>
+          <w:p>
+            <w:r>
+              <w:rPr>
+                <w:b/>
+                <w:color w:val="003366"/>
+                <w:sz w:val="15"/>
+              </w:rPr>
+              <w:t>Kotak [B3]: Remaining Capacity Card</w:t>
+            </w:r>
+          </w:p>
+        </w:tc>
+        <w:tc>
+          <w:tcPr>
+            <w:tcW w:type="dxa" w:w="1728"/>
+            <w:shd w:fill="F9FAFB"/>
+            <w:tcMar>
+              <w:top w:w="60" w:type="dxa"/>
+              <w:bottom w:w="60" w:type="dxa"/>
+              <w:left w:w="80" w:type="dxa"/>
+              <w:right w:w="80" w:type="dxa"/>
+            </w:tcMar>
+          </w:tcPr>
+          <w:p>
+            <w:r>
+              <w:rPr>
+                <w:sz w:val="15"/>
+              </w:rPr>
+              <w:t>Telemetry KPI Card Kanan</w:t>
+            </w:r>
+          </w:p>
+        </w:tc>
+        <w:tc>
+          <w:tcPr>
+            <w:tcW w:type="dxa" w:w="2304"/>
+            <w:shd w:fill="F9FAFB"/>
+            <w:tcMar>
+              <w:top w:w="60" w:type="dxa"/>
+              <w:bottom w:w="60" w:type="dxa"/>
+              <w:left w:w="80" w:type="dxa"/>
+              <w:right w:w="80" w:type="dxa"/>
+            </w:tcMar>
+          </w:tcPr>
+          <w:p>
+            <w:r>
+              <w:rPr>
+                <w:sz w:val="15"/>
+              </w:rPr>
+              <w:t>Menampilkan sisa daya tampung mobil yang masih aman dimuati paket (1.032 kg) dan status keselamatan beban (NORMAL AMAN).</w:t>
+            </w:r>
+          </w:p>
+        </w:tc>
+        <w:tc>
+          <w:tcPr>
+            <w:tcW w:type="dxa" w:w="2016"/>
+            <w:shd w:fill="F9FAFB"/>
+            <w:tcMar>
+              <w:top w:w="60" w:type="dxa"/>
+              <w:bottom w:w="60" w:type="dxa"/>
+              <w:left w:w="80" w:type="dxa"/>
+              <w:right w:w="80" w:type="dxa"/>
+            </w:tcMar>
+          </w:tcPr>
+          <w:p>
+            <w:r>
+              <w:rPr>
+                <w:sz w:val="15"/>
+              </w:rPr>
+              <w:t>Kalkulasi `maxCapacity - currentLoad`</w:t>
+            </w:r>
+          </w:p>
+        </w:tc>
+        <w:tc>
+          <w:tcPr>
+            <w:tcW w:type="dxa" w:w="1728"/>
+            <w:shd w:fill="F9FAFB"/>
+            <w:tcMar>
+              <w:top w:w="60" w:type="dxa"/>
+              <w:bottom w:w="60" w:type="dxa"/>
+              <w:left w:w="80" w:type="dxa"/>
+              <w:right w:w="80" w:type="dxa"/>
+            </w:tcMar>
+          </w:tcPr>
+          <w:p>
+            <w:r>
+              <w:rPr>
+                <w:sz w:val="15"/>
+              </w:rPr>
+              <w:t>Memastikan armada tidak mengalami overcapacity.</w:t>
+            </w:r>
+          </w:p>
+        </w:tc>
+      </w:tr>
+      <w:tr>
+        <w:tc>
+          <w:tcPr>
+            <w:tcW w:type="dxa" w:w="2016"/>
+            <w:shd w:fill="FFFFFF"/>
+            <w:tcMar>
+              <w:top w:w="60" w:type="dxa"/>
+              <w:bottom w:w="60" w:type="dxa"/>
+              <w:left w:w="80" w:type="dxa"/>
+              <w:right w:w="80" w:type="dxa"/>
+            </w:tcMar>
+          </w:tcPr>
+          <w:p>
+            <w:r>
+              <w:rPr>
+                <w:b/>
+                <w:color w:val="003366"/>
+                <w:sz w:val="15"/>
+              </w:rPr>
+              <w:t>Kotak [C]: Visual Milk Run Stepper Track</w:t>
+            </w:r>
+          </w:p>
+        </w:tc>
+        <w:tc>
+          <w:tcPr>
+            <w:tcW w:type="dxa" w:w="1728"/>
+            <w:shd w:fill="FFFFFF"/>
+            <w:tcMar>
+              <w:top w:w="60" w:type="dxa"/>
+              <w:bottom w:w="60" w:type="dxa"/>
+              <w:left w:w="80" w:type="dxa"/>
+              <w:right w:w="80" w:type="dxa"/>
+            </w:tcMar>
+          </w:tcPr>
+          <w:p>
+            <w:r>
+              <w:rPr>
+                <w:sz w:val="15"/>
+              </w:rPr>
+              <w:t>Sequential Stepper Path (10 Stop Nodes)</w:t>
+            </w:r>
+          </w:p>
+        </w:tc>
+        <w:tc>
+          <w:tcPr>
+            <w:tcW w:type="dxa" w:w="2304"/>
+            <w:shd w:fill="FFFFFF"/>
+            <w:tcMar>
+              <w:top w:w="60" w:type="dxa"/>
+              <w:bottom w:w="60" w:type="dxa"/>
+              <w:left w:w="80" w:type="dxa"/>
+              <w:right w:w="80" w:type="dxa"/>
+            </w:tcMar>
+          </w:tcPr>
+          <w:p>
+            <w:r>
+              <w:rPr>
+                <w:sz w:val="15"/>
+              </w:rPr>
+              <w:t>Memvisualisasikan alur 10 stasiun singgah: 1. AGP Ong (Skipped), 2. Arvinet (Aktif), 3. Cicalengka, 4. Ciparay, 5. Majalaya, 6. KCP Majalaya, 7. AGP Omega (Skipped), 8. Cileunyi, 9. Cinunuk, 10. SPP Bandung (Tujuan Akhir).</w:t>
+            </w:r>
+          </w:p>
+        </w:tc>
+        <w:tc>
+          <w:tcPr>
+            <w:tcW w:type="dxa" w:w="2016"/>
+            <w:shd w:fill="FFFFFF"/>
+            <w:tcMar>
+              <w:top w:w="60" w:type="dxa"/>
+              <w:bottom w:w="60" w:type="dxa"/>
+              <w:left w:w="80" w:type="dxa"/>
+              <w:right w:w="80" w:type="dxa"/>
+            </w:tcMar>
+          </w:tcPr>
+          <w:p>
+            <w:r>
+              <w:rPr>
+                <w:sz w:val="15"/>
+              </w:rPr>
+              <w:t>Koleksi `detail_route` &amp; status perjalanan</w:t>
+            </w:r>
+          </w:p>
+        </w:tc>
+        <w:tc>
+          <w:tcPr>
+            <w:tcW w:type="dxa" w:w="1728"/>
+            <w:shd w:fill="FFFFFF"/>
+            <w:tcMar>
+              <w:top w:w="60" w:type="dxa"/>
+              <w:bottom w:w="60" w:type="dxa"/>
+              <w:left w:w="80" w:type="dxa"/>
+              <w:right w:w="80" w:type="dxa"/>
+            </w:tcMar>
+          </w:tcPr>
+          <w:p>
+            <w:r>
+              <w:rPr>
+                <w:sz w:val="15"/>
+              </w:rPr>
+              <w:t>Node memiliki penanda status: COMPLETED (Centang Hijau), CURRENT ACTIVE (Truk Bergerak), WAITING (Jam Pasir), SKIPPED (Silang Abu-abu), DESTINATION (Bendera Finis).</w:t>
+            </w:r>
+          </w:p>
+        </w:tc>
+      </w:tr>
+      <w:tr>
+        <w:tc>
+          <w:tcPr>
+            <w:tcW w:type="dxa" w:w="2016"/>
+            <w:shd w:fill="F9FAFB"/>
+            <w:tcMar>
+              <w:top w:w="60" w:type="dxa"/>
+              <w:bottom w:w="60" w:type="dxa"/>
+              <w:left w:w="80" w:type="dxa"/>
+              <w:right w:w="80" w:type="dxa"/>
+            </w:tcMar>
+          </w:tcPr>
+          <w:p>
+            <w:r>
+              <w:rPr>
+                <w:b/>
+                <w:color w:val="003366"/>
+                <w:sz w:val="15"/>
+              </w:rPr>
+              <w:t>Kotak [D]: Waypoint Manifest Table</w:t>
+            </w:r>
+          </w:p>
+        </w:tc>
+        <w:tc>
+          <w:tcPr>
+            <w:tcW w:type="dxa" w:w="1728"/>
+            <w:shd w:fill="F9FAFB"/>
+            <w:tcMar>
+              <w:top w:w="60" w:type="dxa"/>
+              <w:bottom w:w="60" w:type="dxa"/>
+              <w:left w:w="80" w:type="dxa"/>
+              <w:right w:w="80" w:type="dxa"/>
+            </w:tcMar>
+          </w:tcPr>
+          <w:p>
+            <w:r>
+              <w:rPr>
+                <w:sz w:val="15"/>
+              </w:rPr>
+              <w:t>Tabel Rincian Muatan per Stop</w:t>
+            </w:r>
+          </w:p>
+        </w:tc>
+        <w:tc>
+          <w:tcPr>
+            <w:tcW w:type="dxa" w:w="2304"/>
+            <w:shd w:fill="F9FAFB"/>
+            <w:tcMar>
+              <w:top w:w="60" w:type="dxa"/>
+              <w:bottom w:w="60" w:type="dxa"/>
+              <w:left w:w="80" w:type="dxa"/>
+              <w:right w:w="80" w:type="dxa"/>
+            </w:tcMar>
+          </w:tcPr>
+          <w:p>
+            <w:r>
+              <w:rPr>
+                <w:sz w:val="15"/>
+              </w:rPr>
+              <w:t>Tabel rincian beban muatan di setiap perhentian kantor pos, mencakup volume kg paket yang diangkut, akumulasi kargo di mobil, dan status transaksi MongoDB.</w:t>
+            </w:r>
+          </w:p>
+        </w:tc>
+        <w:tc>
+          <w:tcPr>
+            <w:tcW w:type="dxa" w:w="2016"/>
+            <w:shd w:fill="F9FAFB"/>
+            <w:tcMar>
+              <w:top w:w="60" w:type="dxa"/>
+              <w:bottom w:w="60" w:type="dxa"/>
+              <w:left w:w="80" w:type="dxa"/>
+              <w:right w:w="80" w:type="dxa"/>
+            </w:tcMar>
+          </w:tcPr>
+          <w:p>
+            <w:r>
+              <w:rPr>
+                <w:sz w:val="15"/>
+              </w:rPr>
+              <w:t>Array `stops` &amp; data kargo</w:t>
+            </w:r>
+          </w:p>
+        </w:tc>
+        <w:tc>
+          <w:tcPr>
+            <w:tcW w:type="dxa" w:w="1728"/>
+            <w:shd w:fill="F9FAFB"/>
+            <w:tcMar>
+              <w:top w:w="60" w:type="dxa"/>
+              <w:bottom w:w="60" w:type="dxa"/>
+              <w:left w:w="80" w:type="dxa"/>
+              <w:right w:w="80" w:type="dxa"/>
+            </w:tcMar>
+          </w:tcPr>
+          <w:p>
+            <w:r>
+              <w:rPr>
+                <w:sz w:val="15"/>
+              </w:rPr>
+              <w:t>Transparansi audit muatan di setiap titik singgah rantai pasok pos.</w:t>
+            </w:r>
+          </w:p>
+        </w:tc>
+      </w:tr>
+    </w:tbl>
+    <w:p/>
+    <w:p>
+      <w:pPr>
+        <w:pStyle w:val="Heading2"/>
+      </w:pPr>
+      <w:r>
+        <w:rPr>
+          <w:b/>
+          <w:color w:val="003366"/>
+          <w:sz w:val="23"/>
+        </w:rPr>
+        <w:t>3. Aturan Bisnis &amp; ACID Idempotency Transaction</w:t>
       </w:r>
     </w:p>
     <w:p>
       <w:pPr>
-        <w:spacing w:after="80" w:line="276" w:lineRule="auto"/>
-        <w:ind w:left="360"/>
+        <w:pStyle w:val="ListBullet"/>
+      </w:pPr>
+      <w:r>
+        <w:rPr>
+          <w:sz w:val="18"/>
+        </w:rPr>
+        <w:t>Transaksi Atomik MongoDB: Setiap pemrosesan stop mengeksekusi ACID transaction untuk mengunci dokumen journey dan mengupdate status resi secara atomik.</w:t>
+      </w:r>
+    </w:p>
+    <w:p>
+      <w:pPr>
+        <w:pStyle w:val="ListBullet"/>
+      </w:pPr>
+      <w:r>
+        <w:rPr>
+          <w:sz w:val="18"/>
+        </w:rPr>
+        <w:t>Penanganan Skip Stop: Sistem otomatis melompati (skip) agen pos yang tidak memiliki paket pickup tanpa menghentikan kelanjutan rute.</w:t>
+      </w:r>
+    </w:p>
+    <w:p>
+      <w:pPr>
+        <w:pStyle w:val="ListBullet"/>
+      </w:pPr>
+      <w:r>
+        <w:rPr>
+          <w:sz w:val="18"/>
+        </w:rPr>
+        <w:t>Proteksi Idempotensi: Menggunakan Idempotency Key unik untuk mencegah pemrosesan muatan ganda saat koneksi jaringan tidak stabil.</w:t>
+      </w:r>
+    </w:p>
+    <w:p>
+      <w:pPr>
+        <w:pStyle w:val="Heading2"/>
       </w:pPr>
       <w:r>
         <w:rPr>
           <w:b/>
-          <w:color w:val="E8431F"/>
+          <w:color w:val="003366"/>
+          <w:sz w:val="23"/>
         </w:rPr>
-        <w:t xml:space="preserve">• </w:t>
-      </w:r>
-      <w:r>
-        <w:rPr>
-          <w:rFonts w:ascii="Arial" w:hAnsi="Arial"/>
-          <w:color w:val="334155"/>
-          <w:sz w:val="19"/>
-        </w:rPr>
-        <w:t>Stepper Progress Waypoint Aktif (Origin -&gt; Waypoint Transit -&gt; Destination Final)</w:t>
+        <w:t>4. Alur Penggunaan Operator (User Flow)</w:t>
       </w:r>
     </w:p>
     <w:p>
       <w:pPr>
-        <w:spacing w:after="80" w:line="276" w:lineRule="auto"/>
-        <w:ind w:left="360"/>
+        <w:pStyle w:val="ListBullet"/>
       </w:pPr>
       <w:r>
         <w:rPr>
-          <w:b/>
-          <w:color w:val="E8431F"/>
+          <w:sz w:val="18"/>
         </w:rPr>
-        <w:t xml:space="preserve">• </w:t>
-      </w:r>
-      <w:r>
-        <w:rPr>
-          <w:rFonts w:ascii="Arial" w:hAnsi="Arial"/>
-          <w:color w:val="334155"/>
-          <w:sz w:val="19"/>
-        </w:rPr>
-        <w:t>Panel Input Scan / Load Paket per Stop Perhentian</w:t>
+        <w:t>1. Operator memantau armada B 9910 PCX yang sedang menjalankan rute Pickup Malam.</w:t>
       </w:r>
     </w:p>
     <w:p>
       <w:pPr>
-        <w:spacing w:after="80" w:line="276" w:lineRule="auto"/>
-        <w:ind w:left="360"/>
+        <w:pStyle w:val="ListBullet"/>
       </w:pPr>
       <w:r>
         <w:rPr>
-          <w:b/>
-          <w:color w:val="E8431F"/>
+          <w:sz w:val="18"/>
         </w:rPr>
-        <w:t xml:space="preserve">• </w:t>
-      </w:r>
-      <w:r>
-        <w:rPr>
-          <w:rFonts w:ascii="Arial" w:hAnsi="Arial"/>
-          <w:color w:val="334155"/>
-          <w:sz w:val="19"/>
-        </w:rPr>
-        <w:t>Gauge Kapasitas Kendaraan Real-Time (% Muatan &amp; Kg Sisa)</w:t>
+        <w:t>2. Setiap kali armada tiba dan selesai memuat paket di suatu kantor pos, operator mengklik tombol 'Lanjut ke Stop Berikutnya'.</w:t>
       </w:r>
     </w:p>
     <w:p>
       <w:pPr>
-        <w:spacing w:after="80" w:line="276" w:lineRule="auto"/>
-        <w:ind w:left="360"/>
+        <w:pStyle w:val="ListBullet"/>
       </w:pPr>
       <w:r>
         <w:rPr>
-          <w:b/>
-          <w:color w:val="E8431F"/>
+          <w:sz w:val="18"/>
         </w:rPr>
-        <w:t xml:space="preserve">• </w:t>
-      </w:r>
-      <w:r>
-        <w:rPr>
-          <w:rFonts w:ascii="Arial" w:hAnsi="Arial"/>
-          <w:color w:val="334155"/>
-          <w:sz w:val="19"/>
-        </w:rPr>
-        <w:t>Tombol Eksekusi 'Proses Stop' dengan ACID Transaction MongoDB</w:t>
+        <w:t>3. Sistem memperbarui meteran beban muatan (kg) dan memajukan indikator truk pada stepper rute.</w:t>
       </w:r>
     </w:p>
     <w:p>
       <w:pPr>
-        <w:spacing w:after="80" w:line="276" w:lineRule="auto"/>
-        <w:ind w:left="360"/>
+        <w:pStyle w:val="ListBullet"/>
       </w:pPr>
       <w:r>
         <w:rPr>
-          <w:b/>
-          <w:color w:val="E8431F"/>
+          <w:sz w:val="18"/>
         </w:rPr>
-        <w:t xml:space="preserve">• </w:t>
-      </w:r>
-      <w:r>
-        <w:rPr>
-          <w:rFonts w:ascii="Arial" w:hAnsi="Arial"/>
-          <w:color w:val="334155"/>
-          <w:sz w:val="19"/>
-        </w:rPr>
-        <w:t>Proteksi Header Idempotency Key (Mencegah pemrosesan ganda saat gangguan koneksi)</w:t>
+        <w:t>4. Saat tiba di SPP Bandung (Stop 10), sistem menandai perjalanan selesai dan siap diproses di Gate Monitoring.</w:t>
       </w:r>
     </w:p>
     <w:sectPr>
       <w:pgSz w:w="12240" w:h="15840"/>
-      <w:pgMar w:top="1152" w:right="1296" w:bottom="1152" w:left="1296" w:header="720" w:footer="720" w:gutter="0"/>
+      <w:pgMar w:top="1152" w:right="1152" w:bottom="1152" w:left="1152" w:header="720" w:footer="720" w:gutter="0"/>
       <w:cols w:space="720"/>
       <w:docGrid w:linePitch="360"/>
     </w:sectPr>
@@ -911,6 +1731,11 @@
     <w:name w:val="Normal"/>
     <w:qFormat/>
     <w:rsid w:val="00FC693F"/>
+    <w:rPr>
+      <w:rFonts w:ascii="Calibri" w:hAnsi="Calibri"/>
+      <w:color w:val="222222"/>
+      <w:sz w:val="20"/>
+    </w:rPr>
   </w:style>
   <w:style w:type="paragraph" w:styleId="Header">
     <w:name w:val="header"/>
